--- a/docs/design/Pipeline_Architecture_Design.docx
+++ b/docs/design/Pipeline_Architecture_Design.docx
@@ -20,7 +20,7 @@
           <w:b/>
           <w:sz w:val="28"/>
         </w:rPr>
-        <w:t>GlobalPartners - Alltown Fresh</w:t>
+        <w:t>Retail-Chain - Retail Restaurant Chain</w:t>
       </w:r>
     </w:p>
     <w:p>
@@ -53,7 +53,7 @@
     </w:p>
     <w:p>
       <w:r>
-        <w:t>This document describes the architecture for a data pipeline that ingests transactional data from Alltown Fresh restaurants, cleans and transforms it, calculates business metrics, and stores the results for dashboard consumption. The pipeline runs once daily as a batch process.</w:t>
+        <w:t>This document describes the architecture for a data pipeline that ingests transactional data from Retail Restaurant Chain restaurants, cleans and transforms it, calculates business metrics, and stores the results for dashboard consumption. The pipeline runs once daily as a batch process.</w:t>
       </w:r>
     </w:p>
     <w:p>
@@ -532,7 +532,7 @@
           <w:rFonts w:ascii="Consolas" w:hAnsi="Consolas"/>
           <w:sz w:val="18"/>
         </w:rPr>
-        <w:t>s3://alltown-fresh-data-lake/</w:t>
+        <w:t>s3://DATA_LAKE_BUCKET/</w:t>
       </w:r>
       <w:r>
         <w:rPr>
@@ -923,7 +923,7 @@
           </w:tcPr>
           <w:p>
             <w:r>
-              <w:t>Filters out rows where APP_NAME is "Alltown Fresh - DEVELOPMENT"</w:t>
+              <w:t>Filters out rows where APP_NAME is "Retail Restaurant Chain - DEVELOPMENT"</w:t>
             </w:r>
           </w:p>
         </w:tc>
@@ -2395,7 +2395,7 @@
     </w:p>
     <w:p>
       <w:r>
-        <w:t>The pipeline takes raw transactional data from Alltown Fresh restaurants, moves it through three layers of processing (raw, clean, and business-ready), and produces seven metric tables that power the analytics dashboard. The entire process runs once daily, is fully automated, and is built entirely on AWS services with PySpark handling all the transformation logic.</w:t>
+        <w:t>The pipeline takes raw transactional data from Retail Restaurant Chain restaurants, moves it through three layers of processing (raw, clean, and business-ready), and produces seven metric tables that power the analytics dashboard. The entire process runs once daily, is fully automated, and is built entirely on AWS services with PySpark handling all the transformation logic.</w:t>
       </w:r>
     </w:p>
     <w:p>
